--- a/PP-salygos/templates/AK_LT_BPS.docx
+++ b/PP-salygos/templates/AK_LT_BPS.docx
@@ -46,7 +46,7 @@
           <w:u w:val="none"/>
           <w:lang w:val="lt-LT"/>
         </w:rPr>
-        <w:t>/ĮMONĖS PAVADINIMAS/</w:t>
+        <w:t>ĮMONĖS PAVADINIMAS</w:t>
       </w:r>
     </w:p>
     <w:p>
@@ -2082,7 +2082,7 @@
           <w:sz w:val="20"/>
           <w:szCs w:val="20"/>
         </w:rPr>
-        <w:t>/ĮMONĖS PAVADINIMAS/</w:t>
+        <w:t>ĮMONĖS PAVADINIMAS</w:t>
       </w:r>
       <w:r>
         <w:rPr>
@@ -2788,7 +2788,7 @@
           <w:sz w:val="20"/>
           <w:szCs w:val="20"/>
         </w:rPr>
-        <w:t>/ĮMONĖS PAVADINIMAS/</w:t>
+        <w:t>ĮMONĖS PAVADINIMAS</w:t>
       </w:r>
       <w:r>
         <w:rPr>
@@ -19678,7 +19678,7 @@
           <w:tab w:val="left" w:pos="567"/>
         </w:tabs>
         <w:spacing w:before="60" w:after="60"/>
-        <w:ind w:left="1997" w:hanging="1997"/>
+        <w:ind w:left="0" w:firstLine="0"/>
         <w:jc w:val="both"/>
         <w:rPr>
           <w:rFonts w:ascii="Arial" w:hAnsi="Arial" w:cs="Arial"/>
@@ -22335,6 +22335,10 @@
       </w:r>
     </w:p>
     <w:sectPr>
+      <w:headerReference w:type="default" r:id="rId10"/>
+      <w:footerReference w:type="default" r:id="rId11"/>
+      <w:headerReference w:type="first" r:id="rId12"/>
+      <w:footerReference w:type="first" r:id="rId13"/>
       <w:pgSz w:w="11906" w:h="16838" w:code="9"/>
       <w:pgMar w:top="1134" w:right="567" w:bottom="1134" w:left="1559" w:header="284" w:footer="624" w:gutter="0"/>
       <w:cols w:space="708"/>
@@ -22367,6 +22371,136 @@
 </w:endnotes>
 </file>
 
+<file path=word/footer1.xml><?xml version="1.0" encoding="utf-8"?>
+<w:ftr xmlns:wpc="http://schemas.microsoft.com/office/word/2010/wordprocessingCanvas" xmlns:cx="http://schemas.microsoft.com/office/drawing/2014/chartex" xmlns:cx1="http://schemas.microsoft.com/office/drawing/2015/9/8/chartex" xmlns:cx2="http://schemas.microsoft.com/office/drawing/2015/10/21/chartex" xmlns:cx3="http://schemas.microsoft.com/office/drawing/2016/5/9/chartex" xmlns:cx4="http://schemas.microsoft.com/office/drawing/2016/5/10/chartex" xmlns:cx5="http://schemas.microsoft.com/office/drawing/2016/5/11/chartex" xmlns:cx6="http://schemas.microsoft.com/office/drawing/2016/5/12/chartex" xmlns:cx7="http://schemas.microsoft.com/office/drawing/2016/5/13/chartex" xmlns:cx8="http://schemas.microsoft.com/office/drawing/2016/5/14/chartex" xmlns:mc="http://schemas.openxmlformats.org/markup-compatibility/2006" xmlns:aink="http://schemas.microsoft.com/office/drawing/2016/ink" xmlns:am3d="http://schemas.microsoft.com/office/drawing/2017/model3d" xmlns:o="urn:schemas-microsoft-com:office:office" xmlns:oel="http://schemas.microsoft.com/office/2019/extlst" xmlns:r="http://schemas.openxmlformats.org/officeDocument/2006/relationships" xmlns:m="http://schemas.openxmlformats.org/officeDocument/2006/math" xmlns:v="urn:schemas-microsoft-com:vml" xmlns:wp14="http://schemas.microsoft.com/office/word/2010/wordprocessingDrawing" xmlns:wp="http://schemas.openxmlformats.org/drawingml/2006/wordprocessingDrawing" xmlns:w10="urn:schemas-microsoft-com:office:word" xmlns:w="http://schemas.openxmlformats.org/wordprocessingml/2006/main" xmlns:w14="http://schemas.microsoft.com/office/word/2010/wordml" xmlns:w15="http://schemas.microsoft.com/office/word/2012/wordml" xmlns:w16cex="http://schemas.microsoft.com/office/word/2018/wordml/cex" xmlns:w16cid="http://schemas.microsoft.com/office/word/2016/wordml/cid" xmlns:w16="http://schemas.microsoft.com/office/word/2018/wordml" xmlns:w16du="http://schemas.microsoft.com/office/word/2023/wordml/word16du" xmlns:w16sdtdh="http://schemas.microsoft.com/office/word/2020/wordml/sdtdatahash" xmlns:w16sdtfl="http://schemas.microsoft.com/office/word/2024/wordml/sdtformatlock" xmlns:w16se="http://schemas.microsoft.com/office/word/2015/wordml/symex" xmlns:wpg="http://schemas.microsoft.com/office/word/2010/wordprocessingGroup" xmlns:wpi="http://schemas.microsoft.com/office/word/2010/wordprocessingInk" xmlns:wne="http://schemas.microsoft.com/office/word/2006/wordml" xmlns:wps="http://schemas.microsoft.com/office/word/2010/wordprocessingShape" mc:Ignorable="w14 w15 w16se w16cid w16 w16cex w16sdtdh w16sdtfl w16du wp14">
+  <w:sdt>
+    <w:sdtPr>
+      <w:id w:val="1002241179"/>
+      <w:docPartObj>
+        <w:docPartGallery w:val="Page Numbers (Bottom of Page)"/>
+        <w:docPartUnique/>
+      </w:docPartObj>
+    </w:sdtPr>
+    <w:sdtEndPr>
+      <w:rPr>
+        <w:rFonts w:ascii="Arial" w:hAnsi="Arial" w:cs="Arial"/>
+        <w:noProof/>
+        <w:sz w:val="20"/>
+        <w:szCs w:val="20"/>
+      </w:rPr>
+    </w:sdtEndPr>
+    <w:sdtContent>
+      <w:p>
+        <w:pPr>
+          <w:pStyle w:val="Footer"/>
+          <w:jc w:val="center"/>
+          <w:rPr>
+            <w:rFonts w:ascii="Arial" w:hAnsi="Arial" w:cs="Arial"/>
+            <w:sz w:val="20"/>
+            <w:szCs w:val="20"/>
+          </w:rPr>
+        </w:pPr>
+        <w:r>
+          <w:rPr>
+            <w:sz w:val="18"/>
+            <w:szCs w:val="18"/>
+          </w:rPr>
+          <w:fldChar w:fldCharType="begin"/>
+        </w:r>
+        <w:r>
+          <w:rPr>
+            <w:sz w:val="18"/>
+            <w:szCs w:val="18"/>
+          </w:rPr>
+          <w:instrText xml:space="preserve"> PAGE   \* MERGEFORMAT </w:instrText>
+        </w:r>
+        <w:r>
+          <w:rPr>
+            <w:sz w:val="18"/>
+            <w:szCs w:val="18"/>
+          </w:rPr>
+          <w:fldChar w:fldCharType="separate"/>
+        </w:r>
+        <w:r>
+          <w:rPr>
+            <w:noProof/>
+            <w:sz w:val="18"/>
+            <w:szCs w:val="18"/>
+          </w:rPr>
+          <w:t>4</w:t>
+        </w:r>
+        <w:r>
+          <w:rPr>
+            <w:noProof/>
+            <w:sz w:val="18"/>
+            <w:szCs w:val="18"/>
+          </w:rPr>
+          <w:fldChar w:fldCharType="end"/>
+        </w:r>
+      </w:p>
+    </w:sdtContent>
+  </w:sdt>
+</w:ftr>
+</file>
+
+<file path=word/footer2.xml><?xml version="1.0" encoding="utf-8"?>
+<w:ftr xmlns:wpc="http://schemas.microsoft.com/office/word/2010/wordprocessingCanvas" xmlns:cx="http://schemas.microsoft.com/office/drawing/2014/chartex" xmlns:cx1="http://schemas.microsoft.com/office/drawing/2015/9/8/chartex" xmlns:cx2="http://schemas.microsoft.com/office/drawing/2015/10/21/chartex" xmlns:cx3="http://schemas.microsoft.com/office/drawing/2016/5/9/chartex" xmlns:cx4="http://schemas.microsoft.com/office/drawing/2016/5/10/chartex" xmlns:cx5="http://schemas.microsoft.com/office/drawing/2016/5/11/chartex" xmlns:cx6="http://schemas.microsoft.com/office/drawing/2016/5/12/chartex" xmlns:cx7="http://schemas.microsoft.com/office/drawing/2016/5/13/chartex" xmlns:cx8="http://schemas.microsoft.com/office/drawing/2016/5/14/chartex" xmlns:mc="http://schemas.openxmlformats.org/markup-compatibility/2006" xmlns:aink="http://schemas.microsoft.com/office/drawing/2016/ink" xmlns:am3d="http://schemas.microsoft.com/office/drawing/2017/model3d" xmlns:o="urn:schemas-microsoft-com:office:office" xmlns:oel="http://schemas.microsoft.com/office/2019/extlst" xmlns:r="http://schemas.openxmlformats.org/officeDocument/2006/relationships" xmlns:m="http://schemas.openxmlformats.org/officeDocument/2006/math" xmlns:v="urn:schemas-microsoft-com:vml" xmlns:wp14="http://schemas.microsoft.com/office/word/2010/wordprocessingDrawing" xmlns:wp="http://schemas.openxmlformats.org/drawingml/2006/wordprocessingDrawing" xmlns:w10="urn:schemas-microsoft-com:office:word" xmlns:w="http://schemas.openxmlformats.org/wordprocessingml/2006/main" xmlns:w14="http://schemas.microsoft.com/office/word/2010/wordml" xmlns:w15="http://schemas.microsoft.com/office/word/2012/wordml" xmlns:w16cex="http://schemas.microsoft.com/office/word/2018/wordml/cex" xmlns:w16cid="http://schemas.microsoft.com/office/word/2016/wordml/cid" xmlns:w16="http://schemas.microsoft.com/office/word/2018/wordml" xmlns:w16du="http://schemas.microsoft.com/office/word/2023/wordml/word16du" xmlns:w16sdtdh="http://schemas.microsoft.com/office/word/2020/wordml/sdtdatahash" xmlns:w16sdtfl="http://schemas.microsoft.com/office/word/2024/wordml/sdtformatlock" xmlns:w16se="http://schemas.microsoft.com/office/word/2015/wordml/symex" xmlns:wpg="http://schemas.microsoft.com/office/word/2010/wordprocessingGroup" xmlns:wpi="http://schemas.microsoft.com/office/word/2010/wordprocessingInk" xmlns:wne="http://schemas.microsoft.com/office/word/2006/wordml" xmlns:wps="http://schemas.microsoft.com/office/word/2010/wordprocessingShape" mc:Ignorable="w14 w15 w16se w16cid w16 w16cex w16sdtdh w16sdtfl w16du wp14">
+  <w:tbl>
+    <w:tblPr>
+      <w:tblW w:w="0" w:type="auto"/>
+      <w:tblLayout w:type="fixed"/>
+      <w:tblLook w:val="04A0" w:firstRow="1" w:lastRow="0" w:firstColumn="1" w:lastColumn="0" w:noHBand="0" w:noVBand="1"/>
+    </w:tblPr>
+    <w:tblGrid>
+      <w:gridCol w:w="3260"/>
+      <w:gridCol w:w="3260"/>
+      <w:gridCol w:w="3260"/>
+    </w:tblGrid>
+    <w:tr>
+      <w:tc>
+        <w:tcPr>
+          <w:tcW w:w="3260" w:type="dxa"/>
+        </w:tcPr>
+        <w:p>
+          <w:pPr>
+            <w:pStyle w:val="Header"/>
+            <w:ind w:left="-115"/>
+          </w:pPr>
+        </w:p>
+      </w:tc>
+      <w:tc>
+        <w:tcPr>
+          <w:tcW w:w="3260" w:type="dxa"/>
+        </w:tcPr>
+        <w:p>
+          <w:pPr>
+            <w:pStyle w:val="Header"/>
+            <w:jc w:val="center"/>
+          </w:pPr>
+        </w:p>
+      </w:tc>
+      <w:tc>
+        <w:tcPr>
+          <w:tcW w:w="3260" w:type="dxa"/>
+        </w:tcPr>
+        <w:p>
+          <w:pPr>
+            <w:pStyle w:val="Header"/>
+            <w:ind w:right="-115"/>
+            <w:jc w:val="right"/>
+          </w:pPr>
+        </w:p>
+      </w:tc>
+    </w:tr>
+  </w:tbl>
+  <w:p>
+    <w:pPr>
+      <w:pStyle w:val="Footer"/>
+    </w:pPr>
+  </w:p>
+</w:ftr>
+</file>
+
 <file path=word/footnotes.xml><?xml version="1.0" encoding="utf-8"?>
 <w:footnotes xmlns:wpc="http://schemas.microsoft.com/office/word/2010/wordprocessingCanvas" xmlns:cx="http://schemas.microsoft.com/office/drawing/2014/chartex" xmlns:cx1="http://schemas.microsoft.com/office/drawing/2015/9/8/chartex" xmlns:cx2="http://schemas.microsoft.com/office/drawing/2015/10/21/chartex" xmlns:cx3="http://schemas.microsoft.com/office/drawing/2016/5/9/chartex" xmlns:cx4="http://schemas.microsoft.com/office/drawing/2016/5/10/chartex" xmlns:cx5="http://schemas.microsoft.com/office/drawing/2016/5/11/chartex" xmlns:cx6="http://schemas.microsoft.com/office/drawing/2016/5/12/chartex" xmlns:cx7="http://schemas.microsoft.com/office/drawing/2016/5/13/chartex" xmlns:cx8="http://schemas.microsoft.com/office/drawing/2016/5/14/chartex" xmlns:mc="http://schemas.openxmlformats.org/markup-compatibility/2006" xmlns:aink="http://schemas.microsoft.com/office/drawing/2016/ink" xmlns:am3d="http://schemas.microsoft.com/office/drawing/2017/model3d" xmlns:o="urn:schemas-microsoft-com:office:office" xmlns:oel="http://schemas.microsoft.com/office/2019/extlst" xmlns:r="http://schemas.openxmlformats.org/officeDocument/2006/relationships" xmlns:m="http://schemas.openxmlformats.org/officeDocument/2006/math" xmlns:v="urn:schemas-microsoft-com:vml" xmlns:wp14="http://schemas.microsoft.com/office/word/2010/wordprocessingDrawing" xmlns:wp="http://schemas.openxmlformats.org/drawingml/2006/wordprocessingDrawing" xmlns:w10="urn:schemas-microsoft-com:office:word" xmlns:w="http://schemas.openxmlformats.org/wordprocessingml/2006/main" xmlns:w14="http://schemas.microsoft.com/office/word/2010/wordml" xmlns:w15="http://schemas.microsoft.com/office/word/2012/wordml" xmlns:w16cex="http://schemas.microsoft.com/office/word/2018/wordml/cex" xmlns:w16cid="http://schemas.microsoft.com/office/word/2016/wordml/cid" xmlns:w16="http://schemas.microsoft.com/office/word/2018/wordml" xmlns:w16du="http://schemas.microsoft.com/office/word/2023/wordml/word16du" xmlns:w16sdtdh="http://schemas.microsoft.com/office/word/2020/wordml/sdtdatahash" xmlns:w16sdtfl="http://schemas.microsoft.com/office/word/2024/wordml/sdtformatlock" xmlns:w16se="http://schemas.microsoft.com/office/word/2015/wordml/symex" xmlns:wpg="http://schemas.microsoft.com/office/word/2010/wordprocessingGroup" xmlns:wpi="http://schemas.microsoft.com/office/word/2010/wordprocessingInk" xmlns:wne="http://schemas.microsoft.com/office/word/2006/wordml" xmlns:wps="http://schemas.microsoft.com/office/word/2010/wordprocessingShape" mc:Ignorable="w14 w15 w16se w16cid w16 w16cex w16sdtdh w16sdtfl w16du wp14">
   <w:footnote w:type="separator" w:id="-1">
@@ -22448,52 +22582,36 @@
           <w:sz w:val="18"/>
           <w:szCs w:val="18"/>
         </w:rPr>
-        <w:t xml:space="preserve"> </w:t>
-      </w:r>
-      <w:r>
-        <w:rPr>
-          <w:rFonts w:ascii="Trebuchet MS" w:hAnsi="Trebuchet MS"/>
+        <w:t xml:space="preserve"> https://eimin.lrv.lt/lt/veiklos-sritys/verslo-aplinka/reglamentuojamu-profesiniu-kvalifikaciju-pripazinimas ir specialiuosius teisės aktus.</w:t>
+      </w:r>
+    </w:p>
+  </w:footnote>
+  <w:footnote w:id="4">
+    <w:p>
+      <w:pPr>
+        <w:pStyle w:val="FootnoteText"/>
+        <w:rPr>
+          <w:rFonts w:ascii="Arial" w:hAnsi="Arial" w:cs="Arial"/>
           <w:sz w:val="18"/>
           <w:szCs w:val="18"/>
         </w:rPr>
-        <w:t>https://eimin.lrv.lt/lt/veiklos-sritys/verslo-aplinka/reglamentuojamu-profesiniu-kvalifikaciju-pripazinimas ir specialiuosius teisės aktus.</w:t>
-      </w:r>
-    </w:p>
-  </w:footnote>
-  <w:footnote w:id="4">
-    <w:p>
-      <w:pPr>
-        <w:pStyle w:val="FootnoteText"/>
-        <w:rPr>
+      </w:pPr>
+      <w:r>
+        <w:rPr>
+          <w:rStyle w:val="FootnoteReference"/>
           <w:rFonts w:ascii="Arial" w:hAnsi="Arial" w:cs="Arial"/>
           <w:sz w:val="18"/>
           <w:szCs w:val="18"/>
         </w:rPr>
-      </w:pPr>
-      <w:r>
-        <w:rPr>
-          <w:rStyle w:val="FootnoteReference"/>
+        <w:footnoteRef/>
+      </w:r>
+      <w:r>
+        <w:rPr>
           <w:rFonts w:ascii="Arial" w:hAnsi="Arial" w:cs="Arial"/>
           <w:sz w:val="18"/>
           <w:szCs w:val="18"/>
         </w:rPr>
-        <w:footnoteRef/>
-      </w:r>
-      <w:r>
-        <w:rPr>
-          <w:rFonts w:ascii="Arial" w:hAnsi="Arial" w:cs="Arial"/>
-          <w:sz w:val="18"/>
-          <w:szCs w:val="18"/>
-        </w:rPr>
-        <w:t xml:space="preserve"> </w:t>
-      </w:r>
-      <w:r>
-        <w:rPr>
-          <w:rFonts w:ascii="Arial" w:hAnsi="Arial" w:cs="Arial"/>
-          <w:sz w:val="18"/>
-          <w:szCs w:val="18"/>
-        </w:rPr>
-        <w:t>https://e-seimas.lrs.lt/portal/legalAct/lt/TAD/1a061730b0c711ecaf79c2120caf5094?positionInSearchResults=0&amp;searchModelUUID=abee87f1-00ff-4739-a7d0-cc285f293fa1</w:t>
+        <w:t xml:space="preserve"> https://e-seimas.lrs.lt/portal/legalAct/lt/TAD/1a061730b0c711ecaf79c2120caf5094?positionInSearchResults=0&amp;searchModelUUID=abee87f1-00ff-4739-a7d0-cc285f293fa1</w:t>
       </w:r>
     </w:p>
   </w:footnote>
@@ -22523,15 +22641,7 @@
           <w:sz w:val="16"/>
           <w:szCs w:val="16"/>
         </w:rPr>
-        <w:t xml:space="preserve"> </w:t>
-      </w:r>
-      <w:r>
-        <w:rPr>
-          <w:rFonts w:ascii="Trebuchet MS" w:hAnsi="Trebuchet MS"/>
-          <w:sz w:val="16"/>
-          <w:szCs w:val="16"/>
-        </w:rPr>
-        <w:t>eCertis nuoroda (atsidarius naršyklės langui, viršutiniame dešiniajame kampe pasirinkite reikiamą kalbą): https://ec.europa.eu/tools/ecertis/#/search</w:t>
+        <w:t xml:space="preserve"> eCertis nuoroda (atsidarius naršyklės langui, viršutiniame dešiniajame kampe pasirinkite reikiamą kalbą): https://ec.europa.eu/tools/ecertis/#/search</w:t>
       </w:r>
     </w:p>
   </w:footnote>
@@ -22561,15 +22671,7 @@
           <w:sz w:val="18"/>
           <w:szCs w:val="18"/>
         </w:rPr>
-        <w:t xml:space="preserve"> </w:t>
-      </w:r>
-      <w:r>
-        <w:rPr>
-          <w:rFonts w:ascii="Arial" w:hAnsi="Arial" w:cs="Arial"/>
-          <w:sz w:val="18"/>
-          <w:szCs w:val="18"/>
-        </w:rPr>
-        <w:t xml:space="preserve">Pasiūlyme nurodyta prekių, paslaugų ar darbų kaina arba sąnaudos visais atvejais turi būti laikomos neįprastai mažomis, jeigu jos yra 30 ir daugiau procentų mažesnės už visų Tiekėjų, kurių Pasiūlymai neatmesti dėl kitų priežasčių ir kurių pasiūlyta kaina neviršija Pirkimui skirtų lėšų, nustatytų ir užfiksuotų Perkančiojo subjekto rengiamuose dokumentuose prieš pradedant </w:t>
+        <w:t xml:space="preserve"> Pasiūlyme nurodyta prekių, paslaugų ar darbų kaina arba sąnaudos visais atvejais turi būti laikomos neįprastai mažomis, jeigu jos yra 30 ir daugiau procentų mažesnės už visų Tiekėjų, kurių Pasiūlymai neatmesti dėl kitų priežasčių ir kurių pasiūlyta kaina neviršija Pirkimui skirtų lėšų, nustatytų ir užfiksuotų Perkančiojo subjekto rengiamuose dokumentuose prieš pradedant </w:t>
       </w:r>
       <w:r>
         <w:rPr>
@@ -22688,7 +22790,7 @@
             <w:sz w:val="18"/>
             <w:szCs w:val="18"/>
           </w:rPr>
-          <w:t>http://vpt.lrv.lt/uploads/vpt/documents/files/uzsifravimo_instrukcija.pdf</w:t>
+          <w:t>https://vpt.lrv.lt/uploads/vpt/documents/files/LT_versija/CVP_IS/Mokymu_medziaga/Tiekejams/Uzsifravimo_instrukcija.pdf</w:t>
         </w:r>
       </w:hyperlink>
     </w:p>
@@ -22713,6 +22815,212 @@
     </w:p>
   </w:footnote>
 </w:footnotes>
+</file>
+
+<file path=word/header1.xml><?xml version="1.0" encoding="utf-8"?>
+<w:hdr xmlns:wpc="http://schemas.microsoft.com/office/word/2010/wordprocessingCanvas" xmlns:cx="http://schemas.microsoft.com/office/drawing/2014/chartex" xmlns:cx1="http://schemas.microsoft.com/office/drawing/2015/9/8/chartex" xmlns:cx2="http://schemas.microsoft.com/office/drawing/2015/10/21/chartex" xmlns:cx3="http://schemas.microsoft.com/office/drawing/2016/5/9/chartex" xmlns:cx4="http://schemas.microsoft.com/office/drawing/2016/5/10/chartex" xmlns:cx5="http://schemas.microsoft.com/office/drawing/2016/5/11/chartex" xmlns:cx6="http://schemas.microsoft.com/office/drawing/2016/5/12/chartex" xmlns:cx7="http://schemas.microsoft.com/office/drawing/2016/5/13/chartex" xmlns:cx8="http://schemas.microsoft.com/office/drawing/2016/5/14/chartex" xmlns:mc="http://schemas.openxmlformats.org/markup-compatibility/2006" xmlns:aink="http://schemas.microsoft.com/office/drawing/2016/ink" xmlns:am3d="http://schemas.microsoft.com/office/drawing/2017/model3d" xmlns:o="urn:schemas-microsoft-com:office:office" xmlns:oel="http://schemas.microsoft.com/office/2019/extlst" xmlns:r="http://schemas.openxmlformats.org/officeDocument/2006/relationships" xmlns:m="http://schemas.openxmlformats.org/officeDocument/2006/math" xmlns:v="urn:schemas-microsoft-com:vml" xmlns:wp14="http://schemas.microsoft.com/office/word/2010/wordprocessingDrawing" xmlns:wp="http://schemas.openxmlformats.org/drawingml/2006/wordprocessingDrawing" xmlns:w10="urn:schemas-microsoft-com:office:word" xmlns:w="http://schemas.openxmlformats.org/wordprocessingml/2006/main" xmlns:w14="http://schemas.microsoft.com/office/word/2010/wordml" xmlns:w15="http://schemas.microsoft.com/office/word/2012/wordml" xmlns:w16cex="http://schemas.microsoft.com/office/word/2018/wordml/cex" xmlns:w16cid="http://schemas.microsoft.com/office/word/2016/wordml/cid" xmlns:w16="http://schemas.microsoft.com/office/word/2018/wordml" xmlns:w16du="http://schemas.microsoft.com/office/word/2023/wordml/word16du" xmlns:w16sdtdh="http://schemas.microsoft.com/office/word/2020/wordml/sdtdatahash" xmlns:w16sdtfl="http://schemas.microsoft.com/office/word/2024/wordml/sdtformatlock" xmlns:w16se="http://schemas.microsoft.com/office/word/2015/wordml/symex" xmlns:wpg="http://schemas.microsoft.com/office/word/2010/wordprocessingGroup" xmlns:wpi="http://schemas.microsoft.com/office/word/2010/wordprocessingInk" xmlns:wne="http://schemas.microsoft.com/office/word/2006/wordml" xmlns:wps="http://schemas.microsoft.com/office/word/2010/wordprocessingShape" mc:Ignorable="w14 w15 w16se w16cid w16 w16cex w16sdtdh w16sdtfl w16du wp14">
+  <w:tbl>
+    <w:tblPr>
+      <w:tblW w:w="0" w:type="auto"/>
+      <w:tblLayout w:type="fixed"/>
+      <w:tblLook w:val="04A0" w:firstRow="1" w:lastRow="0" w:firstColumn="1" w:lastColumn="0" w:noHBand="0" w:noVBand="1"/>
+    </w:tblPr>
+    <w:tblGrid>
+      <w:gridCol w:w="3260"/>
+      <w:gridCol w:w="3260"/>
+      <w:gridCol w:w="3260"/>
+    </w:tblGrid>
+    <w:tr>
+      <w:tc>
+        <w:tcPr>
+          <w:tcW w:w="3260" w:type="dxa"/>
+        </w:tcPr>
+        <w:p>
+          <w:pPr>
+            <w:pStyle w:val="Header"/>
+            <w:ind w:left="-115"/>
+          </w:pPr>
+        </w:p>
+      </w:tc>
+      <w:tc>
+        <w:tcPr>
+          <w:tcW w:w="3260" w:type="dxa"/>
+        </w:tcPr>
+        <w:p>
+          <w:pPr>
+            <w:pStyle w:val="Header"/>
+            <w:jc w:val="center"/>
+          </w:pPr>
+        </w:p>
+      </w:tc>
+      <w:tc>
+        <w:tcPr>
+          <w:tcW w:w="3260" w:type="dxa"/>
+        </w:tcPr>
+        <w:p>
+          <w:pPr>
+            <w:pStyle w:val="Header"/>
+            <w:ind w:right="-115"/>
+            <w:jc w:val="right"/>
+          </w:pPr>
+        </w:p>
+      </w:tc>
+    </w:tr>
+  </w:tbl>
+  <w:p>
+    <w:pPr>
+      <w:pStyle w:val="Header"/>
+    </w:pPr>
+  </w:p>
+</w:hdr>
+</file>
+
+<file path=word/header2.xml><?xml version="1.0" encoding="utf-8"?>
+<w:hdr xmlns:wpc="http://schemas.microsoft.com/office/word/2010/wordprocessingCanvas" xmlns:cx="http://schemas.microsoft.com/office/drawing/2014/chartex" xmlns:cx1="http://schemas.microsoft.com/office/drawing/2015/9/8/chartex" xmlns:cx2="http://schemas.microsoft.com/office/drawing/2015/10/21/chartex" xmlns:cx3="http://schemas.microsoft.com/office/drawing/2016/5/9/chartex" xmlns:cx4="http://schemas.microsoft.com/office/drawing/2016/5/10/chartex" xmlns:cx5="http://schemas.microsoft.com/office/drawing/2016/5/11/chartex" xmlns:cx6="http://schemas.microsoft.com/office/drawing/2016/5/12/chartex" xmlns:cx7="http://schemas.microsoft.com/office/drawing/2016/5/13/chartex" xmlns:cx8="http://schemas.microsoft.com/office/drawing/2016/5/14/chartex" xmlns:mc="http://schemas.openxmlformats.org/markup-compatibility/2006" xmlns:aink="http://schemas.microsoft.com/office/drawing/2016/ink" xmlns:am3d="http://schemas.microsoft.com/office/drawing/2017/model3d" xmlns:o="urn:schemas-microsoft-com:office:office" xmlns:oel="http://schemas.microsoft.com/office/2019/extlst" xmlns:r="http://schemas.openxmlformats.org/officeDocument/2006/relationships" xmlns:m="http://schemas.openxmlformats.org/officeDocument/2006/math" xmlns:v="urn:schemas-microsoft-com:vml" xmlns:wp14="http://schemas.microsoft.com/office/word/2010/wordprocessingDrawing" xmlns:wp="http://schemas.openxmlformats.org/drawingml/2006/wordprocessingDrawing" xmlns:w10="urn:schemas-microsoft-com:office:word" xmlns:w="http://schemas.openxmlformats.org/wordprocessingml/2006/main" xmlns:w14="http://schemas.microsoft.com/office/word/2010/wordml" xmlns:w15="http://schemas.microsoft.com/office/word/2012/wordml" xmlns:w16cex="http://schemas.microsoft.com/office/word/2018/wordml/cex" xmlns:w16cid="http://schemas.microsoft.com/office/word/2016/wordml/cid" xmlns:w16="http://schemas.microsoft.com/office/word/2018/wordml" xmlns:w16du="http://schemas.microsoft.com/office/word/2023/wordml/word16du" xmlns:w16sdtdh="http://schemas.microsoft.com/office/word/2020/wordml/sdtdatahash" xmlns:w16sdtfl="http://schemas.microsoft.com/office/word/2024/wordml/sdtformatlock" xmlns:w16se="http://schemas.microsoft.com/office/word/2015/wordml/symex" xmlns:wpg="http://schemas.microsoft.com/office/word/2010/wordprocessingGroup" xmlns:wpi="http://schemas.microsoft.com/office/word/2010/wordprocessingInk" xmlns:wne="http://schemas.microsoft.com/office/word/2006/wordml" xmlns:wps="http://schemas.microsoft.com/office/word/2010/wordprocessingShape" mc:Ignorable="w14 w15 w16se w16cid w16 w16cex w16sdtdh w16sdtfl w16du wp14">
+  <w:p/>
+  <w:tbl>
+    <w:tblPr>
+      <w:tblStyle w:val="TableGrid"/>
+      <w:tblW w:w="12279" w:type="dxa"/>
+      <w:tblBorders>
+        <w:top w:val="none" w:sz="0" w:space="0" w:color="auto"/>
+        <w:left w:val="none" w:sz="0" w:space="0" w:color="auto"/>
+        <w:bottom w:val="none" w:sz="0" w:space="0" w:color="auto"/>
+        <w:right w:val="none" w:sz="0" w:space="0" w:color="auto"/>
+        <w:insideH w:val="none" w:sz="0" w:space="0" w:color="auto"/>
+        <w:insideV w:val="none" w:sz="0" w:space="0" w:color="auto"/>
+      </w:tblBorders>
+      <w:tblLook w:val="04A0" w:firstRow="1" w:lastRow="0" w:firstColumn="1" w:lastColumn="0" w:noHBand="0" w:noVBand="1"/>
+    </w:tblPr>
+    <w:tblGrid>
+      <w:gridCol w:w="9356"/>
+      <w:gridCol w:w="2923"/>
+    </w:tblGrid>
+    <w:tr>
+      <w:tc>
+        <w:tcPr>
+          <w:tcW w:w="9356" w:type="dxa"/>
+        </w:tcPr>
+        <w:p>
+          <w:pPr>
+            <w:pStyle w:val="Header"/>
+            <w:tabs>
+              <w:tab w:val="clear" w:pos="8306"/>
+              <w:tab w:val="right" w:pos="8539"/>
+            </w:tabs>
+            <w:jc w:val="center"/>
+          </w:pPr>
+          <w:r>
+            <w:rPr>
+              <w:noProof/>
+            </w:rPr>
+            <w:drawing>
+              <wp:inline distT="0" distB="0" distL="0" distR="0" wp14:anchorId="675465BA" wp14:editId="2BCF7ABF">
+                <wp:extent cx="1079500" cy="397510"/>
+                <wp:effectExtent l="0" t="0" r="6350" b="2540"/>
+                <wp:docPr id="964352042" name="Graphic 70"/>
+                <wp:cNvGraphicFramePr>
+                  <a:graphicFrameLocks xmlns:a="http://schemas.openxmlformats.org/drawingml/2006/main" noChangeAspect="1"/>
+                </wp:cNvGraphicFramePr>
+                <a:graphic xmlns:a="http://schemas.openxmlformats.org/drawingml/2006/main">
+                  <a:graphicData uri="http://schemas.openxmlformats.org/drawingml/2006/picture">
+                    <pic:pic xmlns:pic="http://schemas.openxmlformats.org/drawingml/2006/picture">
+                      <pic:nvPicPr>
+                        <pic:cNvPr id="964352042" name="Graphic 70"/>
+                        <pic:cNvPicPr>
+                          <a:picLocks noChangeAspect="1"/>
+                        </pic:cNvPicPr>
+                      </pic:nvPicPr>
+                      <pic:blipFill>
+                        <a:blip r:embed="rId1">
+                          <a:extLst>
+                            <a:ext uri="{96DAC541-7B7A-43D3-8B79-37D633B846F1}">
+                              <asvg:svgBlip xmlns:asvg="http://schemas.microsoft.com/office/drawing/2016/SVG/main" r:embed="rId2"/>
+                            </a:ext>
+                          </a:extLst>
+                        </a:blip>
+                        <a:stretch>
+                          <a:fillRect/>
+                        </a:stretch>
+                      </pic:blipFill>
+                      <pic:spPr>
+                        <a:xfrm>
+                          <a:off x="0" y="0"/>
+                          <a:ext cx="1079500" cy="397510"/>
+                        </a:xfrm>
+                        <a:prstGeom prst="rect">
+                          <a:avLst/>
+                        </a:prstGeom>
+                      </pic:spPr>
+                    </pic:pic>
+                  </a:graphicData>
+                </a:graphic>
+              </wp:inline>
+            </w:drawing>
+          </w:r>
+        </w:p>
+      </w:tc>
+      <w:tc>
+        <w:tcPr>
+          <w:tcW w:w="2923" w:type="dxa"/>
+        </w:tcPr>
+        <w:p>
+          <w:pPr>
+            <w:pStyle w:val="Header"/>
+            <w:jc w:val="right"/>
+            <w:rPr>
+              <w:rFonts w:ascii="Arial" w:hAnsi="Arial" w:cs="Arial"/>
+              <w:i/>
+              <w:sz w:val="22"/>
+              <w:szCs w:val="22"/>
+            </w:rPr>
+          </w:pPr>
+        </w:p>
+        <w:p>
+          <w:pPr>
+            <w:pStyle w:val="Header"/>
+            <w:jc w:val="right"/>
+            <w:rPr>
+              <w:rFonts w:ascii="Arial" w:hAnsi="Arial" w:cs="Arial"/>
+              <w:i/>
+              <w:sz w:val="22"/>
+              <w:szCs w:val="22"/>
+            </w:rPr>
+          </w:pPr>
+        </w:p>
+        <w:p>
+          <w:pPr>
+            <w:pStyle w:val="Header"/>
+            <w:jc w:val="right"/>
+            <w:rPr>
+              <w:rFonts w:ascii="Arial" w:hAnsi="Arial" w:cs="Arial"/>
+              <w:i/>
+              <w:sz w:val="22"/>
+              <w:szCs w:val="22"/>
+            </w:rPr>
+          </w:pPr>
+        </w:p>
+        <w:p>
+          <w:pPr>
+            <w:pStyle w:val="Header"/>
+            <w:jc w:val="right"/>
+          </w:pPr>
+        </w:p>
+      </w:tc>
+    </w:tr>
+  </w:tbl>
+  <w:p>
+    <w:pPr>
+      <w:pStyle w:val="Header"/>
+      <w:rPr>
+        <w:rFonts w:ascii="Arial" w:hAnsi="Arial" w:cs="Arial"/>
+        <w:i/>
+        <w:sz w:val="2"/>
+        <w:szCs w:val="22"/>
+      </w:rPr>
+    </w:pPr>
+  </w:p>
+</w:hdr>
 </file>
 
 <file path=word/numbering.xml><?xml version="1.0" encoding="utf-8"?>
@@ -28185,7 +28493,7 @@
 </file>
 
 <file path=customXml/itemProps1.xml><?xml version="1.0" encoding="utf-8"?>
-<ds:datastoreItem xmlns:ds="http://schemas.openxmlformats.org/officeDocument/2006/customXml" ds:itemID="{E39253AB-598F-4420-9047-8E09C91E6028}">
+<ds:datastoreItem xmlns:ds="http://schemas.openxmlformats.org/officeDocument/2006/customXml" ds:itemID="{335813D5-3D8C-4409-8048-A6765FA9A397}">
   <ds:schemaRefs>
     <ds:schemaRef ds:uri="http://schemas.openxmlformats.org/officeDocument/2006/bibliography"/>
   </ds:schemaRefs>

--- a/PP-salygos/templates/AK_LT_BPS.docx
+++ b/PP-salygos/templates/AK_LT_BPS.docx
@@ -22582,7 +22582,7 @@
           <w:sz w:val="18"/>
           <w:szCs w:val="18"/>
         </w:rPr>
-        <w:t xml:space="preserve"> https://eimin.lrv.lt/lt/veiklos-sritys/verslo-aplinka/reglamentuojamu-profesiniu-kvalifikaciju-pripazinimas ir specialiuosius teisės aktus.</w:t>
+        <w:t xml:space="preserve"> https://eimin.lrv.lt/lt/veiklos-sritys/verslo-aplinka/zmogiskuju-istekliu-pletra/reglamentuojamu-profesiniu-kvalifikaciju-pripazinimas/ ir specialiuosius teisės aktus.</w:t>
       </w:r>
     </w:p>
   </w:footnote>

--- a/PP-salygos/templates/AK_LT_BPS.docx
+++ b/PP-salygos/templates/AK_LT_BPS.docx
@@ -3702,7 +3702,7 @@
           <w:sz w:val="20"/>
           <w:szCs w:val="20"/>
         </w:rPr>
-        <w:t xml:space="preserve"> </w:t>
+        <w:t xml:space="preserve"/>
       </w:r>
       <w:r>
         <w:rPr>
@@ -4944,7 +4944,7 @@
           <w:sz w:val="20"/>
           <w:szCs w:val="20"/>
         </w:rPr>
-        <w:t xml:space="preserve">paslaugas suteikti/darbus atlikti savo sąskaita,  rizika, priemonėmis ir lėšomis, įsigydamas licencijas, kitą įrangą bei medžiagas, reikalingas Pirkimo dokumentuose nurodytoms </w:t>
+        <w:t xml:space="preserve">paslaugas suteikti/darbus atlikti savo sąskaita, rizika, priemonėmis ir lėšomis, įsigydamas licencijas, kitą įrangą bei medžiagas, reikalingas Pirkimo dokumentuose nurodytoms </w:t>
       </w:r>
       <w:r>
         <w:rPr>
@@ -10515,7 +10515,7 @@
           <w:sz w:val="20"/>
           <w:szCs w:val="20"/>
         </w:rPr>
-        <w:t xml:space="preserve">onfidencialią informaciją užpildant  </w:t>
+        <w:t xml:space="preserve">onfidencialią informaciją užpildant </w:t>
       </w:r>
       <w:r>
         <w:rPr>
@@ -10542,7 +10542,7 @@
           <w:sz w:val="20"/>
           <w:szCs w:val="20"/>
         </w:rPr>
-        <w:t xml:space="preserve"> pirkimo sąlyg</w:t>
+        <w:t xml:space="preserve">pirkimo sąlyg</w:t>
       </w:r>
       <w:r>
         <w:rPr>
@@ -10586,7 +10586,7 @@
           <w:sz w:val="20"/>
           <w:szCs w:val="20"/>
         </w:rPr>
-        <w:t xml:space="preserve"> </w:t>
+        <w:t xml:space="preserve"/>
       </w:r>
       <w:r>
         <w:rPr>
@@ -11249,7 +11249,7 @@
           <w:szCs w:val="20"/>
           <w:lang w:eastAsia="lt-LT"/>
         </w:rPr>
-        <w:t xml:space="preserve"> </w:t>
+        <w:t xml:space="preserve"/>
       </w:r>
       <w:r>
         <w:rPr>
@@ -11736,7 +11736,7 @@
           <w:sz w:val="20"/>
           <w:szCs w:val="20"/>
         </w:rPr>
-        <w:t xml:space="preserve"> duomenų  bazėje. </w:t>
+        <w:t xml:space="preserve"> duomenų bazėje. </w:t>
       </w:r>
     </w:p>
     <w:p>
@@ -13793,7 +13793,7 @@
           <w:sz w:val="20"/>
           <w:szCs w:val="20"/>
         </w:rPr>
-        <w:t xml:space="preserve"> </w:t>
+        <w:t xml:space="preserve"/>
       </w:r>
       <w:r>
         <w:rPr>
@@ -14093,7 +14093,7 @@
           <w:sz w:val="20"/>
           <w:szCs w:val="20"/>
         </w:rPr>
-        <w:t xml:space="preserve">Tiekėjui, jo subtiekėjui, ūkio subjektams, kurių pajėgumais remiamasi, tiekėjo siūlomų prekių gamintojui ar juos kontroliuojantiems juridiniams ir (ar) fiziniams  asmenims yra taikomos Jungtinių Tautų saugumo tarybos, Europos Sąjungos, kitų tarptautinių organizacijų, kurių narė yra arba kuriose dalyvauja Lietuvos Respublika bei Jungtinių Amerikos Valstijų sankcijos (ribojamosios priemonės). </w:t>
+        <w:t xml:space="preserve">Tiekėjui, jo subtiekėjui, ūkio subjektams, kurių pajėgumais remiamasi, tiekėjo siūlomų prekių gamintojui ar juos kontroliuojantiems juridiniams ir (ar) fiziniams asmenims yra taikomos Jungtinių Tautų saugumo tarybos, Europos Sąjungos, kitų tarptautinių organizacijų, kurių narė yra arba kuriose dalyvauja Lietuvos Respublika bei Jungtinių Amerikos Valstijų sankcijos (ribojamosios priemonės). </w:t>
       </w:r>
     </w:p>
     <w:p>
@@ -14234,7 +14234,7 @@
           <w:sz w:val="20"/>
           <w:szCs w:val="20"/>
         </w:rPr>
-        <w:t>Tiekėjo pateiktas Pasiūlymas atmetamas    ir Tiekėjas pašalinamas iš Pirkimo procedūros, jeigu</w:t>
+        <w:t>Tiekėjo pateiktas Pasiūlymas atmetamas ir Tiekėjas pašalinamas iš Pirkimo procedūros, jeigu</w:t>
       </w:r>
       <w:r>
         <w:rPr>
@@ -14363,7 +14363,7 @@
           <w:sz w:val="20"/>
           <w:szCs w:val="20"/>
         </w:rPr>
-        <w:t xml:space="preserve"> gamintojas ar jį kontroliuojantis asmuo yra registruoti (jeigu gamintojas ar jį kontroliuojantis asmuo yra fizinis asmuo, nuolat gyvenantis ar turintis pilietybę) VPĮ 92 straipsnio 14 dalyje numatytame sąraše nurodytose valstybėse ar teritorijose;</w:t>
+        <w:t xml:space="preserve">gamintojas ar jį kontroliuojantis asmuo yra registruoti (jeigu gamintojas ar jį kontroliuojantis asmuo yra fizinis asmuo, nuolat gyvenantis ar turintis pilietybę) VPĮ 92 straipsnio 14 dalyje numatytame sąraše nurodytose valstybėse ar teritorijose;</w:t>
       </w:r>
     </w:p>
     <w:p>
@@ -14589,7 +14589,7 @@
           <w:sz w:val="20"/>
           <w:szCs w:val="20"/>
         </w:rPr>
-        <w:t xml:space="preserve">Ūkio subjektas, kurio pajėgumais remiamasi, tiekėjo siūlomų prekių  gamintojas ar juos kontroliuojantys asmenys yra fiziniai asmenys, nuolat gyvenantys </w:t>
+        <w:t xml:space="preserve">Ūkio subjektas, kurio pajėgumais remiamasi, tiekėjo siūlomų prekių gamintojas ar juos kontroliuojantys asmenys yra fiziniai asmenys, nuolat gyvenantys </w:t>
       </w:r>
       <w:r>
         <w:rPr>
@@ -15180,7 +15180,7 @@
           <w:szCs w:val="20"/>
           <w:lang w:eastAsia="lt-LT"/>
         </w:rPr>
-        <w:t xml:space="preserve">  </w:t>
+        <w:t xml:space="preserve"> </w:t>
       </w:r>
       <w:r>
         <w:rPr>
@@ -17172,7 +17172,7 @@
           <w:sz w:val="20"/>
           <w:szCs w:val="20"/>
         </w:rPr>
-        <w:t>, Perkantysis subjektas turi galimybę susigrąžinti PVM mokestį, pasiūlymai bus vertinami skaičiuojant kainą be PVM.  Jei, vadovaujantis Lietuvos Respublikos pridėtinės vertės mokesčio įstatymu ir Lietuvos Respublikos pelno mokesčio įstatymu, Perkantysis subjektas galimybės susigrąžinti PVM mokestį neturi, pasiūlymai bus vertinami skaičiuojant kainą su PVM.</w:t>
+        <w:t>, Perkantysis subjektas turi galimybę susigrąžinti PVM mokestį, pasiūlymai bus vertinami skaičiuojant kainą be PVM. Jei, vadovaujantis Lietuvos Respublikos pridėtinės vertės mokesčio įstatymu ir Lietuvos Respublikos pelno mokesčio įstatymu, Perkantysis subjektas galimybės susigrąžinti PVM mokestį neturi, pasiūlymai bus vertinami skaičiuojant kainą su PVM.</w:t>
       </w:r>
     </w:p>
     <w:p>
@@ -17788,7 +17788,7 @@
         <w:rPr>
           <w:rFonts w:ascii="Arial" w:hAnsi="Arial" w:cs="Arial"/>
         </w:rPr>
-        <w:t xml:space="preserve"> </w:t>
+        <w:t xml:space="preserve"/>
       </w:r>
       <w:bookmarkStart w:id="103" w:name="_Hlk68181790"/>
       <w:r>
@@ -17960,7 +17960,7 @@
           <w:sz w:val="20"/>
           <w:szCs w:val="20"/>
         </w:rPr>
-        <w:t xml:space="preserve"> P</w:t>
+        <w:t xml:space="preserve">P</w:t>
       </w:r>
       <w:r>
         <w:rPr>
@@ -21408,7 +21408,7 @@
           <w:sz w:val="20"/>
           <w:szCs w:val="20"/>
         </w:rPr>
-        <w:t>Sutarties  vertė viršija 10 procentų praėjusių finansinių metų metinių Perkančiojo subjekto pajamų</w:t>
+        <w:t>Sutarties vertė viršija 10 procentų praėjusių finansinių metų metinių Perkančiojo subjekto pajamų</w:t>
       </w:r>
       <w:r>
         <w:rPr>
@@ -21453,7 +21453,7 @@
           <w:sz w:val="20"/>
           <w:szCs w:val="20"/>
         </w:rPr>
-        <w:t xml:space="preserve"> metu  keliami reikalavimai dėl </w:t>
+        <w:t xml:space="preserve"> metu keliami reikalavimai dėl </w:t>
       </w:r>
       <w:r>
         <w:rPr>
@@ -21831,7 +21831,7 @@
           <w:sz w:val="20"/>
           <w:szCs w:val="20"/>
         </w:rPr>
-        <w:t xml:space="preserve"> pagrindu yra suteikiama teisė eksploatuoti ar valdyti nacionaliniam saugumui užtikrinti svarbius įrenginius ir turtą arba atlikti kitus reikšmingus, galinčius kelti riziką ar grėsmę nacionaliniam saugumui veiksmus, galinčius turėti įtakos nacionaliniam saugumui užtikrinti svarbiems įrenginiams ir turtui</w:t>
+        <w:t xml:space="preserve">pagrindu yra suteikiama teisė eksploatuoti ar valdyti nacionaliniam saugumui užtikrinti svarbius įrenginius ir turtą arba atlikti kitus reikšmingus, galinčius kelti riziką ar grėsmę nacionaliniam saugumui veiksmus, galinčius turėti įtakos nacionaliniam saugumui užtikrinti svarbiems įrenginiams ir turtui</w:t>
       </w:r>
       <w:r>
         <w:rPr>

--- a/PP-salygos/templates/AK_LT_BPS.docx
+++ b/PP-salygos/templates/AK_LT_BPS.docx
@@ -13057,103 +13057,103 @@
           <w:sz w:val="20"/>
           <w:szCs w:val="20"/>
         </w:rPr>
-        <w:t xml:space="preserve"> nėra registruotas (Tiekėjas</w:t>
-      </w:r>
-      <w:r>
-        <w:rPr>
-          <w:rFonts w:ascii="Arial" w:hAnsi="Arial" w:cs="Arial"/>
-          <w:sz w:val="20"/>
-          <w:szCs w:val="20"/>
-        </w:rPr>
-        <w:t>, Subtiekėjas</w:t>
-      </w:r>
-      <w:r>
-        <w:rPr>
-          <w:rFonts w:ascii="Arial" w:hAnsi="Arial" w:cs="Arial"/>
-          <w:sz w:val="20"/>
-          <w:szCs w:val="20"/>
-        </w:rPr>
-        <w:t>,</w:t>
-      </w:r>
-      <w:r>
-        <w:rPr>
-          <w:rFonts w:ascii="Arial" w:hAnsi="Arial" w:cs="Arial"/>
-          <w:sz w:val="20"/>
-          <w:szCs w:val="20"/>
-        </w:rPr>
-        <w:t xml:space="preserve"> Tiekėjų grupės narys</w:t>
-      </w:r>
-      <w:r>
-        <w:rPr>
-          <w:rFonts w:ascii="Arial" w:hAnsi="Arial" w:cs="Arial"/>
-          <w:sz w:val="20"/>
-          <w:szCs w:val="20"/>
-        </w:rPr>
-        <w:t>,</w:t>
-      </w:r>
-      <w:r>
-        <w:rPr>
-          <w:rFonts w:ascii="Arial" w:hAnsi="Arial" w:cs="Arial"/>
-          <w:sz w:val="20"/>
-          <w:szCs w:val="20"/>
-        </w:rPr>
-        <w:t xml:space="preserve"> </w:t>
-      </w:r>
-      <w:r>
-        <w:rPr>
-          <w:rFonts w:ascii="Arial" w:hAnsi="Arial" w:cs="Arial"/>
-          <w:sz w:val="20"/>
-          <w:szCs w:val="20"/>
-        </w:rPr>
-        <w:t>Ū</w:t>
-      </w:r>
-      <w:r>
-        <w:rPr>
-          <w:rFonts w:ascii="Arial" w:hAnsi="Arial" w:cs="Arial"/>
-          <w:sz w:val="20"/>
-          <w:szCs w:val="20"/>
-        </w:rPr>
-        <w:t>kio subjekta</w:t>
-      </w:r>
-      <w:r>
-        <w:rPr>
-          <w:rFonts w:ascii="Arial" w:hAnsi="Arial" w:cs="Arial"/>
-          <w:sz w:val="20"/>
-          <w:szCs w:val="20"/>
-        </w:rPr>
-        <w:t>s</w:t>
-      </w:r>
-      <w:r>
-        <w:rPr>
-          <w:rFonts w:ascii="Arial" w:hAnsi="Arial" w:cs="Arial"/>
-          <w:sz w:val="20"/>
-          <w:szCs w:val="20"/>
-        </w:rPr>
-        <w:t>, kuri</w:t>
-      </w:r>
-      <w:r>
-        <w:rPr>
-          <w:rFonts w:ascii="Arial" w:hAnsi="Arial" w:cs="Arial"/>
-          <w:sz w:val="20"/>
-          <w:szCs w:val="20"/>
-        </w:rPr>
-        <w:t>o pajėgumais</w:t>
-      </w:r>
-      <w:r>
-        <w:rPr>
-          <w:rFonts w:ascii="Arial" w:hAnsi="Arial" w:cs="Arial"/>
-          <w:sz w:val="20"/>
-          <w:szCs w:val="20"/>
-        </w:rPr>
-        <w:t xml:space="preserve"> remiamasi</w:t>
-      </w:r>
-      <w:r>
-        <w:rPr>
-          <w:rFonts w:ascii="Arial" w:hAnsi="Arial" w:cs="Arial"/>
-          <w:sz w:val="20"/>
-          <w:szCs w:val="20"/>
-        </w:rPr>
-        <w:t xml:space="preserve">, </w:t>
+        <w:t xml:space="preserve"> nėra registruotas (jeigu Tiekėjas, Subtiekėjas, Tiekėjų grupės narys, Ūkio subjektas, kurio pajėgumais remiamasi, ar Kvazisubtiekėjas yra fizinis asmuo – nuolat gyvenantis ar turintis pilietybę</w:t>
+      </w:r>
+      <w:r>
+        <w:rPr>
+          <w:rFonts w:ascii="Arial" w:hAnsi="Arial" w:cs="Arial"/>
+          <w:sz w:val="20"/>
+          <w:szCs w:val="20"/>
+        </w:rPr>
+        <w:t/>
+      </w:r>
+      <w:r>
+        <w:rPr>
+          <w:rFonts w:ascii="Arial" w:hAnsi="Arial" w:cs="Arial"/>
+          <w:sz w:val="20"/>
+          <w:szCs w:val="20"/>
+        </w:rPr>
+        <w:t/>
+      </w:r>
+      <w:r>
+        <w:rPr>
+          <w:rFonts w:ascii="Arial" w:hAnsi="Arial" w:cs="Arial"/>
+          <w:sz w:val="20"/>
+          <w:szCs w:val="20"/>
+        </w:rPr>
+        <w:t xml:space="preserve"/>
+      </w:r>
+      <w:r>
+        <w:rPr>
+          <w:rFonts w:ascii="Arial" w:hAnsi="Arial" w:cs="Arial"/>
+          <w:sz w:val="20"/>
+          <w:szCs w:val="20"/>
+        </w:rPr>
+        <w:t/>
+      </w:r>
+      <w:r>
+        <w:rPr>
+          <w:rFonts w:ascii="Arial" w:hAnsi="Arial" w:cs="Arial"/>
+          <w:sz w:val="20"/>
+          <w:szCs w:val="20"/>
+        </w:rPr>
+        <w:t xml:space="preserve"/>
+      </w:r>
+      <w:r>
+        <w:rPr>
+          <w:rFonts w:ascii="Arial" w:hAnsi="Arial" w:cs="Arial"/>
+          <w:sz w:val="20"/>
+          <w:szCs w:val="20"/>
+        </w:rPr>
+        <w:t/>
+      </w:r>
+      <w:r>
+        <w:rPr>
+          <w:rFonts w:ascii="Arial" w:hAnsi="Arial" w:cs="Arial"/>
+          <w:sz w:val="20"/>
+          <w:szCs w:val="20"/>
+        </w:rPr>
+        <w:t/>
+      </w:r>
+      <w:r>
+        <w:rPr>
+          <w:rFonts w:ascii="Arial" w:hAnsi="Arial" w:cs="Arial"/>
+          <w:sz w:val="20"/>
+          <w:szCs w:val="20"/>
+        </w:rPr>
+        <w:t/>
+      </w:r>
+      <w:r>
+        <w:rPr>
+          <w:rFonts w:ascii="Arial" w:hAnsi="Arial" w:cs="Arial"/>
+          <w:sz w:val="20"/>
+          <w:szCs w:val="20"/>
+        </w:rPr>
+        <w:t/>
+      </w:r>
+      <w:r>
+        <w:rPr>
+          <w:rFonts w:ascii="Arial" w:hAnsi="Arial" w:cs="Arial"/>
+          <w:sz w:val="20"/>
+          <w:szCs w:val="20"/>
+        </w:rPr>
+        <w:t/>
+      </w:r>
+      <w:r>
+        <w:rPr>
+          <w:rFonts w:ascii="Arial" w:hAnsi="Arial" w:cs="Arial"/>
+          <w:sz w:val="20"/>
+          <w:szCs w:val="20"/>
+        </w:rPr>
+        <w:t xml:space="preserve"/>
+      </w:r>
+      <w:r>
+        <w:rPr>
+          <w:rFonts w:ascii="Arial" w:hAnsi="Arial" w:cs="Arial"/>
+          <w:sz w:val="20"/>
+          <w:szCs w:val="20"/>
+        </w:rPr>
+        <w:t xml:space="preserve"/>
       </w:r>
       <w:proofErr w:type="spellStart"/>
       <w:r>
@@ -13162,7 +13162,7 @@
           <w:sz w:val="20"/>
           <w:szCs w:val="20"/>
         </w:rPr>
-        <w:t>Kvazisubtiekėjas</w:t>
+        <w:t/>
       </w:r>
       <w:proofErr w:type="spellEnd"/>
       <w:r>
@@ -13171,31 +13171,31 @@
           <w:sz w:val="20"/>
           <w:szCs w:val="20"/>
         </w:rPr>
-        <w:t>, kuris</w:t>
-      </w:r>
-      <w:r>
-        <w:rPr>
-          <w:rFonts w:ascii="Arial" w:hAnsi="Arial" w:cs="Arial"/>
-          <w:sz w:val="20"/>
-          <w:szCs w:val="20"/>
-        </w:rPr>
-        <w:t xml:space="preserve"> </w:t>
-      </w:r>
-      <w:r>
-        <w:rPr>
-          <w:rFonts w:ascii="Arial" w:hAnsi="Arial" w:cs="Arial"/>
-          <w:sz w:val="20"/>
-          <w:szCs w:val="20"/>
-        </w:rPr>
-        <w:t>yra fizinis asmuo – nuolat gyvenantis</w:t>
-      </w:r>
-      <w:r>
-        <w:rPr>
-          <w:rFonts w:ascii="Arial" w:hAnsi="Arial" w:cs="Arial"/>
-          <w:sz w:val="20"/>
-          <w:szCs w:val="20"/>
-        </w:rPr>
-        <w:t xml:space="preserve"> ar turintis pilietybę</w:t>
+        <w:t/>
+      </w:r>
+      <w:r>
+        <w:rPr>
+          <w:rFonts w:ascii="Arial" w:hAnsi="Arial" w:cs="Arial"/>
+          <w:sz w:val="20"/>
+          <w:szCs w:val="20"/>
+        </w:rPr>
+        <w:t xml:space="preserve"/>
+      </w:r>
+      <w:r>
+        <w:rPr>
+          <w:rFonts w:ascii="Arial" w:hAnsi="Arial" w:cs="Arial"/>
+          <w:sz w:val="20"/>
+          <w:szCs w:val="20"/>
+        </w:rPr>
+        <w:t/>
+      </w:r>
+      <w:r>
+        <w:rPr>
+          <w:rFonts w:ascii="Arial" w:hAnsi="Arial" w:cs="Arial"/>
+          <w:sz w:val="20"/>
+          <w:szCs w:val="20"/>
+        </w:rPr>
+        <w:t xml:space="preserve"/>
       </w:r>
       <w:r>
         <w:rPr>
@@ -13745,7 +13745,7 @@
           <w:sz w:val="20"/>
           <w:szCs w:val="20"/>
         </w:rPr>
-        <w:t xml:space="preserve">Tiekėjas, </w:t>
+        <w:t xml:space="preserve">Tiekėjas </w:t>
       </w:r>
       <w:r>
         <w:rPr>
@@ -14093,7 +14093,7 @@
           <w:sz w:val="20"/>
           <w:szCs w:val="20"/>
         </w:rPr>
-        <w:t xml:space="preserve">Tiekėjui, jo subtiekėjui, ūkio subjektams, kurių pajėgumais remiamasi, tiekėjo siūlomų prekių gamintojui ar juos kontroliuojantiems juridiniams ir (ar) fiziniams asmenims yra taikomos Jungtinių Tautų saugumo tarybos, Europos Sąjungos, kitų tarptautinių organizacijų, kurių narė yra arba kuriose dalyvauja Lietuvos Respublika bei Jungtinių Amerikos Valstijų sankcijos (ribojamosios priemonės). </w:t>
+        <w:t xml:space="preserve">Tiekėjui, jo subtiekėjui, ūkio subjektams, kurių pajėgumais remiamasi, tiekėjo siūlomų prekių gamintojui ar juos kontroliuojantiems juridiniams ir (ar) fiziniams asmenims yra taikomos Jungtinių Tautų saugumo tarybos, Europos Sąjungos, kitų tarptautinių organizacijų, kurių narė yra arba kuriose dalyvauja Lietuvos Respublika, bei Jungtinių Amerikos Valstijų sankcijos (ribojamosios priemonės). </w:t>
       </w:r>
     </w:p>
     <w:p>
